--- a/22.04使用dd备份.docx
+++ b/22.04使用dd备份.docx
@@ -14,19 +14,7 @@
           <w:rPr>
             <w:rStyle w:val="a3"/>
           </w:rPr>
-          <w:t>5. 系统镜像备份并重新</w:t>
-        </w:r>
-        <w:r>
-          <w:rPr>
-            <w:rStyle w:val="a3"/>
-          </w:rPr>
-          <w:t>烧</w:t>
-        </w:r>
-        <w:r>
-          <w:rPr>
-            <w:rStyle w:val="a3"/>
-          </w:rPr>
-          <w:t>录 — [野火]嵌入式Linux镜像构建与部署——基于LubanCat-RK系列板卡 文档</w:t>
+          <w:t>5. 系统镜像备份并重新烧录 — [野火]嵌入式Linux镜像构建与部署——基于LubanCat-RK系列板卡 文档</w:t>
         </w:r>
       </w:hyperlink>
       <w:r>
@@ -332,8 +320,6 @@
         </w:rPr>
         <w:t>，然后复制文档里面的内容就行。</w:t>
       </w:r>
-      <w:bookmarkStart w:id="0" w:name="_GoBack"/>
-      <w:bookmarkEnd w:id="0"/>
     </w:p>
     <w:p>
       <w:pPr>
@@ -362,6 +348,37 @@
         </w:rPr>
         <w:t>备份</w:t>
       </w:r>
+    </w:p>
+    <w:p>
+      <w:pPr>
+        <w:pStyle w:val="a4"/>
+        <w:ind w:left="360" w:firstLineChars="0" w:firstLine="0"/>
+        <w:rPr>
+          <w:rFonts w:hint="eastAsia"/>
+        </w:rPr>
+      </w:pPr>
+      <w:r>
+        <w:rPr>
+          <w:rFonts w:hint="eastAsia"/>
+        </w:rPr>
+        <w:t>压缩完空间后，需要执行</w:t>
+      </w:r>
+      <w:proofErr w:type="spellStart"/>
+      <w:r>
+        <w:t>sgdisk</w:t>
+      </w:r>
+      <w:proofErr w:type="spellEnd"/>
+      <w:r>
+        <w:t> -e /dev/mmcblk0</w:t>
+      </w:r>
+      <w:r>
+        <w:rPr>
+          <w:rFonts w:hint="eastAsia"/>
+        </w:rPr>
+        <w:t>命令，转换分区表。</w:t>
+      </w:r>
+      <w:bookmarkStart w:id="0" w:name="_GoBack"/>
+      <w:bookmarkEnd w:id="0"/>
     </w:p>
     <w:p>
       <w:pPr>
